--- a/Modul 4/Woche 3/Reverse & Forward-Engineering.docx
+++ b/Modul 4/Woche 3/Reverse & Forward-Engineering.docx
@@ -474,6 +474,7 @@
         <w:t xml:space="preserve">-Paket </w:t>
       </w:r>
       <w:proofErr w:type="spellStart"/>
+      <w:proofErr w:type="gramStart"/>
       <w:r>
         <w:rPr>
           <w:rFonts w:ascii="Arial" w:hAnsi="Arial" w:cs="Arial"/>
@@ -484,6 +485,7 @@
         <w:t>Microsoft.EntityFrameworkCore.SqlServer</w:t>
       </w:r>
       <w:proofErr w:type="spellEnd"/>
+      <w:proofErr w:type="gramEnd"/>
       <w:r>
         <w:rPr>
           <w:rFonts w:ascii="Arial" w:hAnsi="Arial" w:cs="Arial"/>
@@ -529,6 +531,7 @@
         <w:t xml:space="preserve">-Paket </w:t>
       </w:r>
       <w:proofErr w:type="spellStart"/>
+      <w:proofErr w:type="gramStart"/>
       <w:r>
         <w:rPr>
           <w:rFonts w:ascii="Arial" w:hAnsi="Arial" w:cs="Arial"/>
@@ -539,6 +542,7 @@
         <w:t>Microsoft.EntityFrameworkCore.Design</w:t>
       </w:r>
       <w:proofErr w:type="spellEnd"/>
+      <w:proofErr w:type="gramEnd"/>
       <w:r>
         <w:rPr>
           <w:rFonts w:ascii="Arial" w:hAnsi="Arial" w:cs="Arial"/>
@@ -743,6 +747,7 @@
         <w:t xml:space="preserve"> "Integrated Security=</w:t>
       </w:r>
       <w:proofErr w:type="spellStart"/>
+      <w:proofErr w:type="gramStart"/>
       <w:r>
         <w:rPr>
           <w:rFonts w:ascii="Arial" w:hAnsi="Arial" w:cs="Arial"/>
@@ -753,6 +758,7 @@
         <w:t>SSPI;Persist</w:t>
       </w:r>
       <w:proofErr w:type="spellEnd"/>
+      <w:proofErr w:type="gramEnd"/>
       <w:r>
         <w:rPr>
           <w:rFonts w:ascii="Arial" w:hAnsi="Arial" w:cs="Arial"/>
@@ -763,6 +769,7 @@
         <w:t xml:space="preserve"> Security Info=</w:t>
       </w:r>
       <w:proofErr w:type="spellStart"/>
+      <w:proofErr w:type="gramStart"/>
       <w:r>
         <w:rPr>
           <w:rFonts w:ascii="Arial" w:hAnsi="Arial" w:cs="Arial"/>
@@ -773,6 +780,7 @@
         <w:t>False;Initial</w:t>
       </w:r>
       <w:proofErr w:type="spellEnd"/>
+      <w:proofErr w:type="gramEnd"/>
       <w:r>
         <w:rPr>
           <w:rFonts w:ascii="Arial" w:hAnsi="Arial" w:cs="Arial"/>
@@ -802,7 +810,46 @@
         </w:rPr>
         <w:t>=</w:t>
       </w:r>
+      <w:r>
+        <w:rPr>
+          <w:rFonts w:ascii="Arial" w:hAnsi="Arial" w:cs="Arial"/>
+          <w:sz w:val="24"/>
+          <w:szCs w:val="24"/>
+          <w:lang w:val="en-GB"/>
+        </w:rPr>
+        <w:t xml:space="preserve"> </w:t>
+      </w:r>
+      <w:proofErr w:type="gramStart"/>
+      <w:r>
+        <w:rPr>
+          <w:rFonts w:ascii="Arial" w:hAnsi="Arial" w:cs="Arial"/>
+          <w:sz w:val="24"/>
+          <w:szCs w:val="24"/>
+          <w:lang w:val="en-GB"/>
+        </w:rPr>
+        <w:t>EFCNorthwind</w:t>
+      </w:r>
+      <w:r>
+        <w:rPr>
+          <w:rFonts w:ascii="Arial" w:hAnsi="Arial" w:cs="Arial"/>
+          <w:sz w:val="24"/>
+          <w:szCs w:val="24"/>
+          <w:lang w:val="en-GB"/>
+        </w:rPr>
+        <w:t>;Data</w:t>
+      </w:r>
+      <w:proofErr w:type="gramEnd"/>
+      <w:r>
+        <w:rPr>
+          <w:rFonts w:ascii="Arial" w:hAnsi="Arial" w:cs="Arial"/>
+          <w:sz w:val="24"/>
+          <w:szCs w:val="24"/>
+          <w:lang w:val="en-GB"/>
+        </w:rPr>
+        <w:t xml:space="preserve"> Source=</w:t>
+      </w:r>
       <w:proofErr w:type="spellStart"/>
+      <w:proofErr w:type="gramStart"/>
       <w:r>
         <w:rPr>
           <w:rFonts w:ascii="Arial" w:hAnsi="Arial" w:cs="Arial"/>
@@ -810,9 +857,19 @@
           <w:szCs w:val="24"/>
           <w:lang w:val="en-GB"/>
         </w:rPr>
-        <w:t>TableReservationSystem;Data</w:t>
+        <w:t>INSTANZNAME</w:t>
+      </w:r>
+      <w:r>
+        <w:rPr>
+          <w:rFonts w:ascii="Arial" w:hAnsi="Arial" w:cs="Arial"/>
+          <w:sz w:val="24"/>
+          <w:szCs w:val="24"/>
+          <w:lang w:val="en-GB"/>
+        </w:rPr>
+        <w:t>;TrustServerCertificate</w:t>
       </w:r>
       <w:proofErr w:type="spellEnd"/>
+      <w:proofErr w:type="gramEnd"/>
       <w:r>
         <w:rPr>
           <w:rFonts w:ascii="Arial" w:hAnsi="Arial" w:cs="Arial"/>
@@ -820,9 +877,10 @@
           <w:szCs w:val="24"/>
           <w:lang w:val="en-GB"/>
         </w:rPr>
-        <w:t xml:space="preserve"> Source=</w:t>
+        <w:t xml:space="preserve">=true" </w:t>
       </w:r>
       <w:proofErr w:type="spellStart"/>
+      <w:proofErr w:type="gramStart"/>
       <w:r>
         <w:rPr>
           <w:rFonts w:ascii="Arial" w:hAnsi="Arial" w:cs="Arial"/>
@@ -830,38 +888,10 @@
           <w:szCs w:val="24"/>
           <w:lang w:val="en-GB"/>
         </w:rPr>
-        <w:t>INSTANZNAME</w:t>
-      </w:r>
-      <w:r>
-        <w:rPr>
-          <w:rFonts w:ascii="Arial" w:hAnsi="Arial" w:cs="Arial"/>
-          <w:sz w:val="24"/>
-          <w:szCs w:val="24"/>
-          <w:lang w:val="en-GB"/>
-        </w:rPr>
-        <w:t>;TrustServerCertificate</w:t>
+        <w:t>Microsoft.EntityFrameworkCore.SqlServer</w:t>
       </w:r>
       <w:proofErr w:type="spellEnd"/>
-      <w:r>
-        <w:rPr>
-          <w:rFonts w:ascii="Arial" w:hAnsi="Arial" w:cs="Arial"/>
-          <w:sz w:val="24"/>
-          <w:szCs w:val="24"/>
-          <w:lang w:val="en-GB"/>
-        </w:rPr>
-        <w:t xml:space="preserve">=true" </w:t>
-      </w:r>
-      <w:proofErr w:type="spellStart"/>
-      <w:r>
-        <w:rPr>
-          <w:rFonts w:ascii="Arial" w:hAnsi="Arial" w:cs="Arial"/>
-          <w:sz w:val="24"/>
-          <w:szCs w:val="24"/>
-          <w:lang w:val="en-GB"/>
-        </w:rPr>
-        <w:t>Microsoft.EntityFrameworkCore.SqlServer</w:t>
-      </w:r>
-      <w:proofErr w:type="spellEnd"/>
+      <w:proofErr w:type="gramEnd"/>
       <w:r>
         <w:rPr>
           <w:rFonts w:ascii="Arial" w:hAnsi="Arial" w:cs="Arial"/>
